--- a/docs/MKTG/MKTG-7-Sanity-Check-Request.docx
+++ b/docs/MKTG/MKTG-7-Sanity-Check-Request.docx
@@ -45,7 +45,7 @@
           <w:i/>
           <w:iCs/>
         </w:rPr>
-        <w:t xml:space="preserve">March 2026</w:t>
+        <w:t xml:space="preserve">March 2026 — Updated 21 March 2026</w:t>
       </w:r>
     </w:p>
     <w:p>
@@ -147,43 +147,43 @@
         </w:numPr>
       </w:pPr>
       <w:r>
-        <w:t xml:space="preserve">A Software Requirements Document (55+ requirements)</w:t>
-      </w:r>
-    </w:p>
-    <w:p>
-      <w:pPr>
-        <w:pStyle w:val="ListParagraph"/>
-        <w:numPr>
-          <w:ilvl w:val="0"/>
-          <w:numId w:val="2"/>
-        </w:numPr>
-      </w:pPr>
-      <w:r>
-        <w:t xml:space="preserve">11 Architecture Decision Records documenting every significant design choice</w:t>
-      </w:r>
-    </w:p>
-    <w:p>
-      <w:pPr>
-        <w:pStyle w:val="ListParagraph"/>
-        <w:numPr>
-          <w:ilvl w:val="0"/>
-          <w:numId w:val="2"/>
-        </w:numPr>
-      </w:pPr>
-      <w:r>
-        <w:t xml:space="preserve">A Protocol Specification covering all wire formats and message flows</w:t>
-      </w:r>
-    </w:p>
-    <w:p>
-      <w:pPr>
-        <w:pStyle w:val="ListParagraph"/>
-        <w:numPr>
-          <w:ilvl w:val="0"/>
-          <w:numId w:val="2"/>
-        </w:numPr>
-      </w:pPr>
-      <w:r>
-        <w:t xml:space="preserve">A Threat Model covering 30+ attack vectors</w:t>
+        <w:t xml:space="preserve">A Software Requirements Document v1.3 (55+ requirements)</w:t>
+      </w:r>
+    </w:p>
+    <w:p>
+      <w:pPr>
+        <w:pStyle w:val="ListParagraph"/>
+        <w:numPr>
+          <w:ilvl w:val="0"/>
+          <w:numId w:val="2"/>
+        </w:numPr>
+      </w:pPr>
+      <w:r>
+        <w:t xml:space="preserve">11 Architecture Decision Records v1.2 — every significant design choice, including the canonical ML-DSA encoding decision resolved in ADR-004 v1.2</w:t>
+      </w:r>
+    </w:p>
+    <w:p>
+      <w:pPr>
+        <w:pStyle w:val="ListParagraph"/>
+        <w:numPr>
+          <w:ilvl w:val="0"/>
+          <w:numId w:val="2"/>
+        </w:numPr>
+      </w:pPr>
+      <w:r>
+        <w:t xml:space="preserve">A Protocol Specification v1.2 covering all wire formats, message flows, and canonical encoding rules</w:t>
+      </w:r>
+    </w:p>
+    <w:p>
+      <w:pPr>
+        <w:pStyle w:val="ListParagraph"/>
+        <w:numPr>
+          <w:ilvl w:val="0"/>
+          <w:numId w:val="2"/>
+        </w:numPr>
+      </w:pPr>
+      <w:r>
+        <w:t xml:space="preserve">A Threat Model v1.1 covering 30+ attack vectors</w:t>
       </w:r>
     </w:p>
     <w:p>
@@ -227,7 +227,7 @@
     </w:p>
     <w:p>
       <w:r>
-        <w:t xml:space="preserve">What it does not yet have is a single line of working code, or a single expert who has looked at it and said: yes, this architecture is sound, or: here are the three things that will not work.</w:t>
+        <w:t xml:space="preserve">What it does not yet have is a single line of working code, or a single expert who has looked at it and said: yes, this architecture is sound, or: here are the three things that will not work. The documentation is actively being refined — the Week 1 protocol blocker (canonical ML-DSA signature encoding, FOR_DISCUSSION item A-01) was resolved on 21 March 2026 and is now documented in ADR-004 v1.2. The architecture is moving forward; what it needs now is an honest external verdict.</w:t>
       </w:r>
     </w:p>
     <w:p>
@@ -324,6 +324,30 @@
       </w:r>
     </w:p>
     <w:p>
+      <w:pPr>
+        <w:pStyle w:val="ListParagraph"/>
+        <w:numPr>
+          <w:ilvl w:val="0"/>
+          <w:numId w:val="2"/>
+        </w:numPr>
+      </w:pPr>
+      <w:r>
+        <w:t xml:space="preserve">The custom PBFT-lite consensus design (ADR-008) is sound for quorums of 5–7 nodes at this threat level — specifically whether the quorum math, leader election, and view-change assumptions hold for a network of this size and adversary model</w:t>
+      </w:r>
+    </w:p>
+    <w:p>
+      <w:pPr>
+        <w:pStyle w:val="ListParagraph"/>
+        <w:numPr>
+          <w:ilvl w:val="0"/>
+          <w:numId w:val="2"/>
+        </w:numPr>
+      </w:pPr>
+      <w:r>
+        <w:t xml:space="preserve">The ZK-PoR circuit design (gnark Groth16, proving shard possession without content transmission) is achievable at the stated proof size target of under 2KB and the stated proving time targets of ≤2s on anchor hardware and ≤10s on a Raspberry Pi 3B</w:t>
+      </w:r>
+    </w:p>
+    <w:p>
       <w:r>
         <w:t xml:space="preserve"/>
       </w:r>
@@ -435,29 +459,29 @@
         </w:numPr>
       </w:pPr>
       <w:r>
-        <w:t xml:space="preserve">ADR_CONSOLIDATED.docx (11 decision records explaining every major choice — approximately 15 pages)</w:t>
-      </w:r>
-    </w:p>
-    <w:p>
-      <w:pPr>
-        <w:pStyle w:val="ListParagraph"/>
-        <w:numPr>
-          <w:ilvl w:val="0"/>
-          <w:numId w:val="2"/>
-        </w:numPr>
-      </w:pPr>
-      <w:r>
-        <w:t xml:space="preserve">THREAT_MODEL.docx (attack vectors and mitigations — approximately 10 pages)</w:t>
-      </w:r>
-    </w:p>
-    <w:p>
-      <w:r>
-        <w:t xml:space="preserve"/>
-      </w:r>
-    </w:p>
-    <w:p>
-      <w:r>
-        <w:t xml:space="preserve">If those seem coherent, the Protocol Specification and Requirements Document are available for deeper review.</w:t>
+        <w:t xml:space="preserve">ADR_CONSOLIDATED_v1.2.docx (11 decision records explaining every major choice, including the resolved A-01 encoding decision — approximately 15 pages)</w:t>
+      </w:r>
+    </w:p>
+    <w:p>
+      <w:pPr>
+        <w:pStyle w:val="ListParagraph"/>
+        <w:numPr>
+          <w:ilvl w:val="0"/>
+          <w:numId w:val="2"/>
+        </w:numPr>
+      </w:pPr>
+      <w:r>
+        <w:t xml:space="preserve">THREAT_MODEL_v1.1.docx (attack vectors and mitigations — approximately 10 pages)</w:t>
+      </w:r>
+    </w:p>
+    <w:p>
+      <w:r>
+        <w:t xml:space="preserve"/>
+      </w:r>
+    </w:p>
+    <w:p>
+      <w:r>
+        <w:t xml:space="preserve">If those seem coherent, the Protocol Specification v1.2 and Requirements Document v1.3 are available for deeper review.</w:t>
       </w:r>
     </w:p>
     <w:p>
